--- a/uploads/oferte/templates/Oferta_Statie_Electrica_Model.docx
+++ b/uploads/oferte/templates/Oferta_Statie_Electrica_Model.docx
@@ -2762,7 +2762,7 @@
                 <w:sz w:val="22"/>
                 <w:szCs w:val="22"/>
               </w:rPr>
-              <w:t xml:space="preserve">Echipă formată și stabilă de 6 ingineri </w:t>
+              <w:t xml:space="preserve">Echipă formată și stabilă cu peste 8 ingineri </w:t>
             </w:r>
             <w:proofErr w:type="spellStart"/>
             <w:r>
